--- a/docs/cahier des charges.docx
+++ b/docs/cahier des charges.docx
@@ -300,6 +300,7 @@
           <w:sz w:val="28"/>
           <w:szCs w:val="28"/>
         </w:rPr>
+        <w:tab/>
         <w:br/>
         <w:t>Notre but avec ce projet est de reproduire les mouvements des doigts d’une main humaine sur une main robotique.</w:t>
         <w:br/>
